--- a/res/synthetic_fascicoli/fascicoli/fascicolo_sintetico_018/sentenza.docx
+++ b/res/synthetic_fascicoli/fascicoli/fascicolo_sintetico_018/sentenza.docx
@@ -338,7 +338,7 @@
               <w:rStyle w:val="PlaceholderText"/>
               <w:lang w:val="en-US"/>
             </w:rPr>
-            <w:t>303/2025</w:t>
+            <w:t>112/2025</w:t>
           </w:r>
         </w:sdtContent>
       </w:sdt>
@@ -400,7 +400,7 @@
               <w:rStyle w:val="PlaceholderText"/>
               <w:lang w:val="en-US"/>
             </w:rPr>
-            <w:t>Francesca Leoni-Silva</w:t>
+            <w:t>Ana Maria Silva-Oliveira-Souza, Renata Barbosa</w:t>
           </w:r>
         </w:sdtContent>
       </w:sdt>
@@ -444,7 +444,7 @@
               <w:rStyle w:val="PlaceholderText"/>
               <w:lang w:val="en-US"/>
             </w:rPr>
-            <w:t>Francesca Leoni</w:t>
+            <w:t>Mateus Lima, Fernanda Pereira</w:t>
           </w:r>
         </w:sdtContent>
       </w:sdt>
@@ -805,7 +805,7 @@
             <w:rPr>
               <w:rStyle w:val="PlaceholderText"/>
             </w:rPr>
-            <w:t>27-05-2024</w:t>
+            <w:t>29-01-2025</w:t>
           </w:r>
         </w:sdtContent>
       </w:sdt>
@@ -909,7 +909,7 @@
               <w:rStyle w:val="PlaceholderText"/>
               <w:lang w:val="en-US"/>
             </w:rPr>
-            <w:t>Nonostante la regolare notificazione del ricorso, il Ministero dell'Interno non si è costituito.</w:t>
+            <w:t>Il Ministero dell'Interno, tramite l'Avvocatura Distrettuale dello Stato di Brescia, si è costituito in giudizio il 27-03-2024.</w:t>
           </w:r>
         </w:sdtContent>
       </w:sdt>
@@ -950,7 +950,7 @@
             <w:rPr>
               <w:rStyle w:val="PlaceholderText"/>
             </w:rPr>
-            <w:t>SI</w:t>
+            <w:t>NO</w:t>
           </w:r>
         </w:sdtContent>
       </w:sdt>
@@ -1034,7 +1034,7 @@
             <w:rPr>
               <w:rStyle w:val="PlaceholderText"/>
             </w:rPr>
-            <w:t>Marco Luigi Moretti</w:t>
+            <w:t>Paulo Miguel Almeida</w:t>
           </w:r>
         </w:sdtContent>
       </w:sdt>
@@ -1092,7 +1092,7 @@
               <w:rStyle w:val="PlaceholderText"/>
               <w:lang w:val="en-US"/>
             </w:rPr>
-            <w:t>Bergamo</w:t>
+            <w:t>Mantova</w:t>
           </w:r>
         </w:sdtContent>
       </w:sdt>
@@ -1149,7 +1149,7 @@
               <w:rStyle w:val="PlaceholderText"/>
               <w:lang w:val="en-US"/>
             </w:rPr>
-            <w:t>25-04-1853</w:t>
+            <w:t>13-07-1845</w:t>
           </w:r>
         </w:sdtContent>
       </w:sdt>
@@ -1368,7 +1368,7 @@
               <w:rStyle w:val="PlaceholderText"/>
               <w:lang w:val="en-US"/>
             </w:rPr>
-            <w:t>Linea di discendenza allegata: Marco Luigi Moretti -&gt; Francesca Leoni</w:t>
+            <w:t>Linea di discendenza allegata: Paulo Miguel Almeida -&gt; Ana Luz Oliveira -&gt; Ana Maria Silva-Oliveira</w:t>
           </w:r>
         </w:sdtContent>
       </w:sdt>
@@ -2803,7 +2803,7 @@
               <w:rStyle w:val="PlaceholderText"/>
               <w:lang w:val="en-US"/>
             </w:rPr>
-            <w:t>Di contro, il Ministero dell'Interno non si è costituito.</w:t>
+            <w:t>Di contro, il Ministero dell'Interno si è limitato a evocare l'accertamento di eventuali fattispecie estintive del diritto, senza nemmeno allegarle (né aver provato una richiesta di informazioni all'Autorità Consolare).</w:t>
           </w:r>
         </w:p>
       </w:sdtContent>
@@ -2977,7 +2977,7 @@
               <w:rFonts w:ascii="Garamond" w:hAnsi="Garamond"/>
               <w:bCs/>
             </w:rPr>
-            <w:t/>
+            <w:t>4.2. La domanda presentata iure matrimonii è improcedibile.</w:t>
           </w:r>
           <w:proofErr w:type="spellStart"/>
           <w:proofErr w:type="spellEnd"/>
@@ -3013,7 +3013,7 @@
               <w:rFonts w:ascii="Garamond" w:hAnsi="Garamond"/>
               <w:bCs/>
             </w:rPr>
-            <w:t/>
+            <w:t>La giurisprudenza, infatti, ha ammesso la domanda iure sanguinis in ragione delle note liste d'attesa dinanzi ai Consolati italiani, ma nessuna deroga è stata prevista per la cittadinanza acquisita tramite matrimonio (da chiedere prima in via amministrativa, cfr. Direttiva del Ministero dell'Interno n. 12A04741 del 7.3.12). Inoltre, l'art. 4 co. 5 II periodo del D.Lgs. n. 13/17 (sopra riportato) ha disciplinato la competenza territoriale con esclusivo riguardo al Comune di nascita dell'avo, ossia per la cittadinanza ottenuta in virtù della discendenza. Occorre infine considerare che, fino al passaggio in giudicato di questa sentenza, non può dirsi definitivamente acquisito lo status di cittadino del coniuge, presupposto necessario della domanda per matrimonio.</w:t>
           </w:r>
           <w:proofErr w:type="spellStart"/>
           <w:proofErr w:type="spellEnd"/>
@@ -3145,7 +3145,7 @@
               <w:rFonts w:ascii="Garamond" w:hAnsi="Garamond"/>
               <w:bCs/>
             </w:rPr>
-            <w:t/>
+            <w:t>Questo vale anche nei confronti delle parti le cui domande sono state dichiarate inammissibili o improcedibili (viste la serialità della questione per l'Avvocatura dello Stato e la natura prettamente formale della sua costituzione).</w:t>
           </w:r>
         </w:p>
       </w:sdtContent>
@@ -3247,7 +3247,9 @@
               <w:rStyle w:val="PlaceholderText"/>
               <w:lang w:val="en-US"/>
             </w:rPr>
-            <w:t>Francesca Leoni-Silva, nata a  il </w:t>
+            <w:t>Ana Maria Silva-Oliveira-Souza, nata a Belo Horizonte il 09-05-2007</w:t>
+            <w:br/>
+            <w:t>Renata Barbosa, nata a  il </w:t>
           </w:r>
         </w:p>
       </w:sdtContent>
@@ -3294,7 +3296,7 @@
             <w:rPr>
               <w:rStyle w:val="PlaceholderText"/>
             </w:rPr>
-            <w:t>è cittadina italiana</w:t>
+            <w:t>sono cittadine italiane</w:t>
           </w:r>
         </w:sdtContent>
       </w:sdt>
@@ -3397,7 +3399,7 @@
               <w:rStyle w:val="PlaceholderText"/>
               <w:lang w:val="en-US"/>
             </w:rPr>
-            <w:t/>
+            <w:t>dichiara improcedibile la domanda presentata da Renata Barbosa;</w:t>
           </w:r>
         </w:p>
       </w:sdtContent>
